--- a/docs/upload/Project2-Memo-Anderson.docx
+++ b/docs/upload/Project2-Memo-Anderson.docx
@@ -57,7 +57,7 @@
         <w:pStyle w:val="Heading2"/>
       </w:pPr>
       <w:r>
-        <w:t>Business Selection and Rationale</w:t>
+        <w:t>Industry Selection and Rationale</w:t>
       </w:r>
     </w:p>
     <w:p>
@@ -66,7 +66,7 @@
           <w:b w:val="0"/>
           <w:i w:val="0"/>
         </w:rPr>
-        <w:t>For this analysis I am using Northgate Regional Health, a representative composite organisation rather than a real, named health system. I want to be upfront about that choice and explain why I made it. Northgate is modeled as a mid-sized regional multi-specialty system with roughly four hospitals, thirty outpatient clinics, about 6,000 employees, and roughly 400,000 patients served, operating a patient-facing web portal called MyNorthgate for appointment scheduling, lab and imaging results, secure messaging with providers, prescription refill requests, and online bill pay. The portal sits on top of an EHR backend, integrates with a third-party payment processor, exchanges data with a lab results interface built on HL7/FHIR, and connects to an e-prescribing gateway, with federated login for staff and self-registration plus identity proofing for patients.</w:t>
+        <w:t>For this analysis I am looking at the video game industry, and specifically at four publicly-documented breaches at four different major studios over roughly a three-year span: Epic Games in 2019, Electronic Arts in 2021, Rockstar Games in 2022, and 2K Games in 2022. I chose to ground the analysis in real, already-disclosed incidents at real, named companies rather than build a composite organization the way I did for an earlier assignment in this course. The reason is that every claim below is about something that already happened and was already reported by the company itself, an independent security research team, or established security journalism, so I am not asserting anything about a company's current, unverified security posture, only analyzing what is already public record. That distinction mattered to me, since inventing a current vulnerability at a real, currently-operating company is not something I can responsibly do without evidence, but citing a disclosed, already-patched incident from a company's own history is a completely different thing, and it is also more useful, since these four incidents are not four unrelated stories. Read together they cover almost the entire attack surface a live-service game studio has to defend: a forgotten legacy subdomain, a stolen browser session, a manipulated support vendor, and a targeted prompt-bombing campaign against an employee's phone. I am using them as case studies for an industry-wide analysis rather than a single-company memo, since the assignment explicitly allows a chosen industry as the unit of analysis, and a pattern across four unrelated studios is a stronger argument for what the industry as a whole needs than any single incident would be on its own.</w:t>
       </w:r>
     </w:p>
     <w:p>
@@ -75,16 +75,7 @@
           <w:b w:val="0"/>
           <w:i w:val="0"/>
         </w:rPr>
-        <w:t>I chose to build a composite instead of naming a real hospital system because I cannot responsibly assert that a specific real organisation has particular unpatched vulnerabilities or specific architectural weaknesses without evidence I do not actually have, and without doing that organisation an injustice in the process. A named hospital's actual patch levels, actual vendor contracts, and actual security posture are not public information I can verify, so any concrete finding I invented about a real system would be an unfounded claim dressed up as analysis. Building Northgate as a clearly labelled composite lets me keep every recommendation concrete and specific to a realistic portal architecture, since I am still naming exact standards, exact controls, and exact prior incidents, without asserting anything false about a real employer, a real vendor, or a real patient population.</w:t>
-      </w:r>
-    </w:p>
-    <w:p>
-      <w:r>
-        <w:rPr>
-          <w:b w:val="0"/>
-          <w:i w:val="0"/>
-        </w:rPr>
-        <w:t>I chose healthcare as the sector because the evidence base makes it the sector where a portal like MyNorthgate is both uniquely targeted and uniquely expensive to get wrong. The 2026 Verizon DBIR recorded 1,492 healthcare security incidents with 1,438 confirmed data disclosures, and on that same dataset external actors were behind 81 percent of healthcare breaches, with financial motive present in 99 percent of them (Verizon, 2026). That is not an industry suffering occasional accidents, it is an industry that criminal actors have decided is worth attacking on purpose. IBM's Cost of a Data Breach Report 2026 puts the average healthcare breach at 6.64 million dollars, the highest of any industry measured and well above the 4.99 million dollar global average (eSecurity Planet, 2026), and multiple outlets reporting on that 2026 IBM report describe healthcare as having now held the most expensive spot for thirteen consecutive years (Paubox, 2026). That combination of highest targeting and highest cost is why I am analysing this sector, and why a mid-sized regional system with a public-facing portal like MyNorthgate is a realistic and instructive subject.</w:t>
+        <w:t>The industry's shape explains why it is targeted the way it is. A major studio operates several things at once that are each independently valuable to an attacker: a very large base of player accounts tied to stored payment methods and in-game purchase history, pre-release game content and marketing plans worth protecting from leak, and proprietary source code and game engines that represent years of engineering investment and real competitive advantage if a rival or a pirate gets hold of them. Studios also depend on a wide web of third-party services, help desks, chat platforms, payment processors, matchmaking and anti-cheat vendors, each of which is a door into the studio that the studio itself does not fully control. That combination, high-value data plus a large third-party attack surface plus a workforce spread across game development, live operations, and outsourced support, is what makes this industry worth analyzing as its own category rather than folding it into generic enterprise security advice.</w:t>
       </w:r>
     </w:p>
     <w:p>
@@ -101,16 +92,7 @@
           <w:b w:val="0"/>
           <w:i w:val="0"/>
         </w:rPr>
-        <w:t>The confidentiality question for MyNorthgate is not abstract. The portal holds lab results, imaging reports, medication histories, secure messages between patients and providers, and enough demographic and billing detail to support identity theft on its own. What makes this different from a typical consumer data breach is that protected health information cannot be reissued the way a password or a credit card number can. A patient can get a new card number in a week, but a patient cannot get a new diagnosis history or a new record of a mental health visit. Once that information is exposed it stays exposed for that person's whole life, which is why HIPAA's technical safeguards under 45 CFR 164.312 make unique user identification and person or entity authentication required standards rather than addressable ones, since the regulation is built around the assumption that this category of data cannot be made whole again after the fact (U.S. Department of Health and Human Services, 2024c).</w:t>
-      </w:r>
-    </w:p>
-    <w:p>
-      <w:r>
-        <w:rPr>
-          <w:b w:val="0"/>
-          <w:i w:val="0"/>
-        </w:rPr>
-        <w:t>The scale of the exposure is not hypothetical either. The HHS Office for Civil Rights breach portal has recorded more than one billion individuals affected by reportable healthcare breaches since 2009, more than the population of the United States several times over (HIPAA Journal, 2026a), and in calendar year 2025 network servers, the exact category MyNorthgate's EHR interface and portal database sit in, were the location of the breached PHI in 61.5 percent of reported healthcare incidents (HIPAA Journal, 2026b). The largest healthcare breach in US history, the Change Healthcare attack, started because attackers used stolen credentials to reach a remote access portal that had no multifactor authentication, despite company policy requiring it (Cybersecurity Dive, 2024), and a patient-portal-specific breach at ManageMyHealth in New Zealand, described by its own vendor as an intrusion using "valid credentials," exposed over 400,000 medical documents belonging to roughly 120,000 to 127,000 patients (Wikipedia, 2026). Both are the same failure mode a portal like MyNorthgate would have if authentication is not treated as the primary confidentiality control, since once the front door fails, everything behind it is exposed at once.</w:t>
+        <w:t>Confidentiality in this industry covers more than the player personal and payment data every consumer web application has to protect, though that is real and Electronic Arts, Rockstar, and 2K all had some flavor of player-facing or player-adjacent exposure in the incidents below. The more distinctive confidentiality concern for a game studio is unreleased material: source code, unannounced content, and pre-release footage that represents both competitive advantage and, for a live-service title, months or years of marketing lead time. The 2021 EA breach is the clearest example, since attackers who got into EA's internal network through a stolen Slack session ultimately exfiltrated roughly 780 gigabytes of data, including the source code for FIFA 21's matchmaking tools and the Frostbite engine that powers Battlefield and several other EA titles (Cox, 2021). The 2022 Rockstar breach is the same category of harm from a different angle: attackers leaked more than 90 clips of unreleased footage from the still-unannounced Grand Theft Auto VI, alongside claims of access to the game's source code, months before Rockstar had planned to reveal the project (Ray, 2022). Neither of those incidents needed to touch a single player's password to do real financial and competitive damage, which is the point: for this industry, confidentiality protects the studio's own intellectual property at least as much as it protects the customer sitting on the other end of the connection.</w:t>
       </w:r>
     </w:p>
     <w:p>
@@ -127,16 +109,7 @@
           <w:b w:val="0"/>
           <w:i w:val="0"/>
         </w:rPr>
-        <w:t>Integrity in a patient portal is not a data quality concern, it is a patient safety concern, and I want to be precise about why those are different. If a retailer's catalogue has a wrong price, someone loses money. If MyNorthgate's medication list, allergy list, or a lab value is silently altered, whether by a software bug, a failed sync between the EHR and the portal, or an attacker with write access, a clinician making a prescribing decision is working from false information without knowing it. A silent integrity failure in an allergy field could mean a patient is prescribed a drug they are allergic to. A silent integrity failure in a lab value, a potassium level or an INR for instance, could mean a dosing decision gets made against a number that is not real. Nobody gets an alert when this happens, which is what makes it dangerous, because an availability failure is loud and an integrity failure is quiet.</w:t>
-      </w:r>
-    </w:p>
-    <w:p>
-      <w:r>
-        <w:rPr>
-          <w:b w:val="0"/>
-          <w:i w:val="0"/>
-        </w:rPr>
-        <w:t>This is why HIPAA's technical safeguards include an Integrity standard at 164.312(c), requiring mechanisms to detect improper alteration of ePHI, even though the standard is formally addressable rather than required, meaning Northgate has to implement it or document in writing why an equivalent alternative was chosen (U.S. Department of Health and Human Services, 2024c). On the API side, the risk is concrete and specific to how MyNorthgate is built. The OWASP API Security Top 10's object-level and object-property-level authorization categories describe exactly the failure where an API accepts a read or a write to a field the caller was never authorized to reach, which for a FHIR-based lab and results interface could mean a client that should only read a lab value is instead able to alter one (OWASP Foundation, 2023). The mitigation HL7 provides is not generic, it is the AuditEvent and Provenance resources built into FHIR itself, which record who changed what and why, paired with mandatory justification capture for any break-glass emergency access override (HL7 International, n.d.-b). I will be honest that the research base I have does not include a documented public case of a silent clinical data corruption incident at a named health system, and I think that absence is itself telling, since these are by definition the failures that do not get noticed and therefore do not get reported.</w:t>
+        <w:t>Integrity questions in this industry show up in two places that do not exist for most consumer web applications: the game's own economy and the trustworthiness of the channels a studio uses to communicate with millions of players at once. In-game currencies, item drops, and matchmaking rankings are only meaningful if players can trust that they reflect real, unmanipulated outcomes, so a duplication exploit or a compromised anti-cheat system is an integrity failure with direct financial and reputational consequences, even though no personal data changes hands at all. The 2022 2K Games incident is the sharper example of the second kind: attackers compromised a third-party vendor's credentials for 2K's own help desk platform, then used that access to open fraudulent support tickets in real players' names and reply from what looked like a completely legitimate 2K support address (Toulas, 2022). Nothing about that email was forged in the traditional sense; it came from 2K's own real support system. What broke was the integrity of a channel players had every reason to trust, and that is exactly what a studio's official communications, patch notes, launcher updates, and support replies all depend on to function at all.</w:t>
       </w:r>
     </w:p>
     <w:p>
@@ -153,16 +126,7 @@
           <w:b w:val="0"/>
           <w:i w:val="0"/>
         </w:rPr>
-        <w:t>Downtime at a hospital is not the same category of problem as downtime at a retailer, and the evidence here is unusually well documented because two of the largest healthcare ransomware incidents in US history happened in the same year. When Change Healthcare was taken offline in February 2024, an American Hospital Association survey of nearly 1,000 hospitals found that 74 percent reported a direct impact on patient care, 94 percent reported a financial impact, and 83 percent reported an impact on cash flow, with the disruption reaching e-prescribing and pharmacy claims processing nationwide (American Hospital Association, 2024). When Ascension, a system roughly thirty times Northgate's size, was hit by ransomware in May 2024, its patient portal and EHR access went down, ambulances were diverted, and staff worked from paper for approximately six weeks, even though only seven of Ascension's roughly 25,000 servers were directly compromised, which tells me the operational blast radius of an outage is nearly always larger than the technical compromise that caused it (HIPAA Journal, 2024).</w:t>
-      </w:r>
-    </w:p>
-    <w:p>
-      <w:r>
-        <w:rPr>
-          <w:b w:val="0"/>
-          <w:i w:val="0"/>
-        </w:rPr>
-        <w:t>The clinical consequences of this kind of downtime are not speculation, they have been measured. A peer-reviewed study in JAMA Network Open of the 2021 Scripps Health ransomware attack found that at two neighboring hospitals that were never themselves breached, median emergency department wait times rose 47.6 percent and confirmed stroke diagnoses rose 113.6 percent during the attack period (Dameff et al., 2023). A University of Minnesota working paper analysing 374 ransomware attacks on US healthcare organisations between 2016 and 2021 estimated that in-hospital Medicare mortality rose during attack periods, and attributed an estimated 42 to 67 excess Medicare patient deaths to the attacks studied, while flagging that the true toll across all patients is likely larger and that the finding was, as of reporting, still a working paper rather than a peer-reviewed publication (STAT News, 2023). That is why I am treating MyNorthgate's uptime as a clinical control rather than an IT metric, and why HIPAA's administrative safeguards make the three elements of a Contingency Plan, backup, disaster recovery, and emergency mode operation, required rather than addressable (U.S. Department of Health and Human Services, 2024a).</w:t>
+        <w:t>Availability is existential for this industry in a way it usually is not for a static content site, since a live-service game with the servers down has no product at all, only a client application with nothing to connect to. The clearest historical example, though it predates the four primary incidents above, is Sony's 2011 PlayStation Network outage: an external intrusion compromised roughly 77 million accounts between April 17 and 19, 2011, and Sony took the entire network offline for 23 days while it investigated and rebuilt, at an estimated cost of around 171 million dollars (Huntress, n.d.). Three weeks with no PlayStation Network meant every online-dependent game on the platform was effectively unusable for tens of millions of people, regardless of whether their own individual account data was ever misused. Modern live-service titles carry the same exposure through DDoS attacks against matchmaking and login infrastructure, which do not need to breach anything at all to cause the same kind of harm a 23-day outage did, only enough sustained traffic to keep legitimate players from connecting.</w:t>
       </w:r>
     </w:p>
     <w:p>
@@ -179,7 +143,15 @@
           <w:b w:val="0"/>
           <w:i w:val="0"/>
         </w:rPr>
-        <w:t>I am writing this memo to lay out the five security risks I am recommending Northgate Regional Health leadership treat as priorities for the MyNorthgate patient portal, and before I get into the specifics I want to explain why I think a health system's patient-facing web portal deserves a different kind of scrutiny than a typical customer-facing web application.</w:t>
+        <w:t>The video game industry sits at an unusual intersection of consumer web application, digital storefront, and creative studio, and the four incidents this memo draws on, Epic Games (2019), Electronic Arts (2021), Rockstar Games (2022), and 2K Games (2022), were chosen because each one illustrates a distinct, still-current category of risk rather than four variations on the same mistake. What follows is a detailed look at five risks, drawn from the current OWASP Top Ten (2025), with recommendations tailored to how a game studio's specific architecture, players, source code, and third-party vendor relationships, makes each one concrete.</w:t>
+      </w:r>
+    </w:p>
+    <w:p>
+      <w:pPr>
+        <w:pStyle w:val="Heading3"/>
+      </w:pPr>
+      <w:r>
+        <w:t>1. Authentication Failures: Stolen Sessions and Social-Engineered MFA Bypass</w:t>
       </w:r>
     </w:p>
     <w:p>
@@ -188,7 +160,7 @@
           <w:b w:val="0"/>
           <w:i w:val="0"/>
         </w:rPr>
-        <w:t>The first reason is who is attacking it. As the Business Selection section above detailed, the 2026 Verizon DBIR data alone makes healthcare a uniquely targeted sector: 81 percent of breaches involved external actors and 99 percent were financially motivated (Verizon, 2026). That is not an industry being hit by accidents or curious researchers, it is an industry being worked by criminals who expect to be paid, which is why I am treating MyNorthgate as a revenue target rather than an occasional liability.</w:t>
+        <w:t>Authentication failures were the entry point for two of the four incidents, and they were not the same failure. In the 2021 EA breach, attackers did not guess or crack a password at all; they purchased a set of stolen browser cookies for roughly ten dollars on an underground forum, cookies that happened to contain valid Slack session data for an EA employee (Cox, 2021). A session cookie is functionally a substitute for a password once it is issued, so whoever holds it is authenticated as that employee without ever needing their credentials. Once inside EA's Slack, the attackers social-engineered the company's own IT support desk, claiming they had lost their phone at a party the night before and could not complete multifactor authentication, and IT support accommodated the request (Cox, 2021). That second step is the more instructive failure: the technical control worked exactly as designed, but the human process built around it had no way to verify the claim it was being asked to accept. The 2022 Rockstar breach shows a related pattern at the account-takeover stage rather than the support-desk stage: the same actor and technique later confirmed in the closely-timed Uber breach involved repeated MFA push notifications sent until an employee approved one out of sheer fatigue, and reporting on the Rockstar incident describes the same aggressive social-engineering and MFA-bypass pattern used to reach Rockstar's internal Slack (Ray, 2022).</w:t>
       </w:r>
     </w:p>
     <w:p>
@@ -197,7 +169,7 @@
           <w:b w:val="0"/>
           <w:i w:val="0"/>
         </w:rPr>
-        <w:t>The second reason is structural, and it is specific to healthcare in a way that a retail or media website is not. A hospital cannot simply take its scheduling and results system offline for a weekend patch window the way a SaaS company might, because clinical uptime is a patient safety requirement, not a service-level agreement. The Change Healthcare ransomware attack in February 2024 is the clearest evidence of what that dependency actually costs: a single compromised Citrix remote-access portal with no multifactor authentication led to an outage that, according to a survey of nearly 1,000 hospitals conducted by the American Hospital Association, produced direct patient care impact at 74 percent of respondents and significant financial impact at over half (American Hospital Association, 2024). The Ascension Health ransomware incident a few months later forced ambulance diversions and weeks of paper charting even though only 7 of roughly 25,000 servers were directly compromised (HIPAA Journal, 2024), which tells me that blast radius and technical compromise are two very different measurements for a system like ours.</w:t>
+        <w:t>My recommendations, in priority order: (1) move every account with access to source code, internal chat, or production systems to phishing-resistant multifactor authentication, specifically FIDO2/WebAuthn hardware keys or passkeys, which the Cybersecurity and Infrastructure Security Agency names as the only widely available authentication method that cannot be relayed through a phishing page or approved through fatigue, since a WebAuthn ceremony cryptographically binds to the real origin domain and a stolen session cookie or a spammed push prompt cannot substitute for it (Cybersecurity and Infrastructure Security Agency, 2022; National Institute of Standards and Technology, 2025); (2) require a verified callback or a manager confirmation, not just a plausible story, before any support desk resets or bypasses MFA for an employee, since the EA breach shows the technical control was never actually defeated, the process around it was; (3) set session and cookie lifetimes short enough that a stolen session has a limited window of use, and bind sessions to device fingerprints where the collaboration platform supports it; (4) if push-based MFA cannot be retired immediately, switch to number-matching push approval rather than a simple approve/deny prompt, since CISA specifically calls out number matching as a meaningful mitigation short of full phishing resistance (Cybersecurity and Infrastructure Security Agency, 2022).</w:t>
       </w:r>
     </w:p>
     <w:p>
@@ -206,7 +178,15 @@
           <w:b w:val="0"/>
           <w:i w:val="0"/>
         </w:rPr>
-        <w:t>The third reason is that the data itself cannot be reissued. If a payment card number leaks, the bank cancels it and issues a new one. A patient's diagnosis history, medication list, and lab results cannot be reset, which is why I am framing confidentiality failures in this memo as permanent rather than recoverable.</w:t>
+        <w:t>The honest tradeoff is that hardware keys and passkeys cost money to provision at scale and create a real support burden the first time an employee loses one, and a stricter support-desk verification process adds friction and hold time to what is usually a genuinely locked-out, legitimate employee. Both are worth it against the alternative, which in EA's case was 780 gigabytes of source code walking out the door because a support agent believed a story.</w:t>
+      </w:r>
+    </w:p>
+    <w:p>
+      <w:pPr>
+        <w:pStyle w:val="Heading3"/>
+      </w:pPr>
+      <w:r>
+        <w:t>2. Broken Access Control: Standing Access That Outran the Job</w:t>
       </w:r>
     </w:p>
     <w:p>
@@ -215,15 +195,7 @@
           <w:b w:val="0"/>
           <w:i w:val="0"/>
         </w:rPr>
-        <w:t>With that context in mind, the five risks that follow move from how someone gets into MyNorthgate, to what they can reach once they are in, to how failures in Northgate's vendor relationships and infrastructure make both of those easier than they should be.</w:t>
-      </w:r>
-    </w:p>
-    <w:p>
-      <w:pPr>
-        <w:pStyle w:val="Heading3"/>
-      </w:pPr>
-      <w:r>
-        <w:t>1. Authentication Failures: Credential-Based Compromise of Patient and Staff Access</w:t>
+        <w:t>Getting past authentication is only half of both the EA and Rockstar incidents; what happened after is a separate failure. Once inside EA's network, the attackers found and used a service that was meant for developers to compile and build games, then created their own virtual machines on it to reach the underlying source code repositories (Cox, 2021). Whatever account or session they were riding on had standing access to build infrastructure and source repositories that a support-adjacent or general employee credential should not routinely reach without a separate authorization step. The same shape appears in the Rockstar incident: the compromised access did not stop at reading messages in Slack, it reached far enough to pull internal development footage and reportedly source code, well past what an ordinary Slack session should be able to touch on its own (Ray, 2022). This is the distinction between authentication and authorization that I keep coming back to across this course: proving who you are is a different question from what you are then allowed to do, and both incidents show an identity that was successfully (if fraudulently) authenticated, then granted far more reach than that specific access path should have carried on its own.</w:t>
       </w:r>
     </w:p>
     <w:p>
@@ -232,7 +204,7 @@
           <w:b w:val="0"/>
           <w:i w:val="0"/>
         </w:rPr>
-        <w:t>I am starting with authentication because it is the front door, and for a portal like MyNorthgate there are really two front doors that need separate treatment. The first is patient self-registration and login, where identity proofing happens once at account creation and then every subsequent visit relies on a password (and, ideally, a second factor) to prove the same person is coming back. The second is federated staff login into systems that sit next to or inside the EHR, which is a different threat model entirely because staff and vendor accounts often carry standing administrative or remote-access privileges. Mechanically, the patient side breaks through credential stuffing: an attacker takes username and password pairs leaked from an unrelated breach (a retailer, a streaming service, anything) and replays them against MyNorthgate's login endpoint at scale, betting that some fraction of patients reused a password. No vulnerability in Northgate's code is required, since the attack is just automated login attempts using credentials patients themselves exposed elsewhere. The staff side breaks through a different mechanism, which is a single compromised or purchased credential used to authenticate into a remote-access portal that either has no second factor or allows a fallback path around it, after which the attacker is inside the network perimeter with a legitimate session and can move laterally toward the EHR-adjacent systems the portal depends on.</w:t>
+        <w:t>My recommendations: (1) segment source code and build infrastructure behind a separate authorization boundary from general chat and collaboration tools, so that compromising a Slack session does not, by itself, grant any path to a code repository; (2) apply least privilege to service accounts and internal tooling specifically, since the compromised path at EA was a developer build service, not a database of player records, meaning the audit has to cover internal engineering tools and not just customer-facing systems; (3) require step-up authentication, a fresh, separate authentication challenge, before any access to source repositories or production build systems, even from an already-authenticated internal session; (4) log and alert on access-pattern anomalies specifically, such as a support-adjacent account suddenly reaching a code-compilation service it has never touched before, since that access itself is a stronger signal than any password strength metric could be.</w:t>
       </w:r>
     </w:p>
     <w:p>
@@ -241,7 +213,15 @@
           <w:b w:val="0"/>
           <w:i w:val="0"/>
         </w:rPr>
-        <w:t>Both of these are not hypothetical for a health system with Northgate's architecture. UnitedHealthcare's own mobile app was hit by exactly the patient-side pattern in February 2023, when attackers used credentials stolen from unrelated prior breaches to log into member accounts and pull names, birthdates, addresses, member IDs, and claim details, with no evidence that UnitedHealthcare's own systems were ever technically breached (HIPAA Journal, 2023a). The staff-side pattern is even better documented: Change Healthcare's CEO testified to Congress that the 2024 breach, which OCR's own portal lists at 100 million affected individuals and which UnitedHealth Group itself has put as high as 190 million or more, began when attackers used compromised credentials to log into a Citrix remote-access portal that did not have multifactor authentication enabled, despite company policy requiring it (Cybersecurity Dive, 2024). That is a textbook authentication failure at the exact kind of integration point MyNorthgate has, namely remote and vendor access into EHR-adjacent infrastructure. At the industry level, Verizon's 2026 healthcare data shows credential abuse present in the initial access mix and the human element involved in 54 percent of healthcare breaches, and their 2025 healthcare data found that 88 percent of breaches in the "get in, get the data, get out" web application attack pattern involved stolen credentials (Verizon, 2025, 2026). Credential abuse also still shows up somewhere in 39 percent of all breaches even where it is not the initial entry point, which argues for controls after login and not just at it (Descope, 2026).</w:t>
+        <w:t>The tradeoff here is organizational friction more than cost. Segmenting access this tightly means legitimate employees sometimes have to request access they used to have by default, and that generates support tickets and momentary slowdowns of its own. That friction is exactly what stops a single stolen session from becoming a 780-gigabyte breach.</w:t>
+      </w:r>
+    </w:p>
+    <w:p>
+      <w:pPr>
+        <w:pStyle w:val="Heading3"/>
+      </w:pPr>
+      <w:r>
+        <w:t>3. Software Supply Chain Failures: A Compromised Vendor as the Delivery Mechanism</w:t>
       </w:r>
     </w:p>
     <w:p>
@@ -250,7 +230,7 @@
           <w:b w:val="0"/>
           <w:i w:val="0"/>
         </w:rPr>
-        <w:t>My mitigation recommendations, in priority order: (1) require phishing-resistant multifactor authentication, specifically WebAuthn/FIDO2 passkeys, as an option for every patient account and as the mandatory method for every staff and administrative account, consistent with NIST SP 800-63B Rev. 4's requirement that AAL2 offer a phishing-resistant option and AAL3 require a non-exportable cryptographic key (National Institute of Standards and Technology, 2025); (2) put rate limiting and bot/anomaly detection in front of the login endpoint specifically to blunt credential-stuffing attempts against patient accounts; (3) eliminate every remaining password-only or SMS-only remote-access path into EHR-adjacent systems, since that is precisely the gap that Change Healthcare's Citrix portal had; (4) treat MFA on internet-accessible accounts as a baseline the way HHS's Cybersecurity Performance Goals define it, not an optional hardening step (U.S. Department of Health and Human Services, 2024b); and (5) force password resets and session invalidation automatically whenever a patient's credentials appear in a known breach corpus, since that is the exact condition that made the UnitedHealthcare app vulnerable.</w:t>
+        <w:t>The 2022 2K Games incident is a supply chain failure in the specific sense the current OWASP Top Ten uses the term: the attacker never touched 2K's own network or code. They obtained valid credentials for a third-party vendor 2K used to run its help desk platform, and from inside that vendor's system they created fraudulent support tickets under real players' names and replied from a genuine 2ksupport.zendesk.com address with a download link for a file called "2K Launcher.zip," which actually contained RedLine Stealer, an information-stealing malware that harvests browser-saved passwords, cookies, and stored payment details (Toulas, 2022). Every technical signal a player could reasonably check, the sending domain, the fact that it replied inside a real ticket thread, the branding, was genuine, because the vendor's own legitimate infrastructure was the thing that had been compromised. A studio can hardened its own perimeter as much as it wants and still inherit this exact risk through any vendor whose platform its customers are trained to trust.</w:t>
       </w:r>
     </w:p>
     <w:p>
@@ -259,15 +239,7 @@
           <w:b w:val="0"/>
           <w:i w:val="0"/>
         </w:rPr>
-        <w:t>The honest tradeoff here is friction and cost. WebAuthn for patients means asking a population that skews older and less technical to enroll a passkey or security key, which will generate support calls and some enrollment drop-off, and rate limiting on login has to be tuned carefully or it locks out legitimate patients trying to see a lab result. None of that is a reason to skip it, but it is real ongoing operational cost, not a one-time engineering fix.</w:t>
-      </w:r>
-    </w:p>
-    <w:p>
-      <w:pPr>
-        <w:pStyle w:val="Heading3"/>
-      </w:pPr>
-      <w:r>
-        <w:t>2. Broken Access Control: Object-Level Authorization Failures on the Patient-Facing FHIR API</w:t>
+        <w:t>My recommendations: (1) require multifactor authentication on every vendor and third-party account that has write access to a customer-facing platform, including help desk and support tooling, as a contractual condition of the vendor relationship, not a request; (2) maintain a software and vendor bill of materials specifically for customer-facing third-party platforms, so that a compromise disclosed by any one vendor can be checked against exposure immediately rather than discovered independently later; (3) use a tool like OWASP's Dependency-Check to continuously audit first-party code dependencies for known-vulnerable components, since supply chain risk is not limited to vendor platforms and also includes every library and package a studio's own codebase pulls in (OWASP Foundation, n.d.-a); (4) pre-warn players, through an official, clearly-labeled channel outside the vendor platform itself, that support communications will never include an unexpected download link, so that even a fully convincing fraudulent message from a compromised vendor has a chance of being recognized as out of pattern.</w:t>
       </w:r>
     </w:p>
     <w:p>
@@ -276,7 +248,24 @@
           <w:b w:val="0"/>
           <w:i w:val="0"/>
         </w:rPr>
-        <w:t xml:space="preserve">This risk is about what happens after a MyNorthgate session is already authenticated, when the portal calls out to the EHR over HL7/FHIR to pull a lab result, an imaging report, a secure message thread, or a refill status. FHIR represents every one of those things as a resource with an identifier in the URL path, so a lab result is something like </w:t>
+        <w:t>The tradeoff is that a studio does not fully control a vendor's own security practices no matter how strong its contract language is, so this category of risk can be reduced but never fully eliminated by the studio acting alone, which is itself worth stating plainly rather than implying a false sense of complete coverage.</w:t>
+      </w:r>
+    </w:p>
+    <w:p>
+      <w:pPr>
+        <w:pStyle w:val="Heading3"/>
+      </w:pPr>
+      <w:r>
+        <w:t>4. Security Misconfiguration: A Legacy Subdomain Nobody Was Watching</w:t>
+      </w:r>
+    </w:p>
+    <w:p>
+      <w:r>
+        <w:rPr>
+          <w:b w:val="0"/>
+          <w:i w:val="0"/>
+        </w:rPr>
+        <w:t xml:space="preserve">The 2019 Epic Games incident, disclosed by Check Point Research through coordinated disclosure before any public exploitation, started with a subdomain, </w:t>
       </w:r>
       <w:r>
         <w:rPr>
@@ -285,78 +274,14 @@
           <w:i w:val="0"/>
           <w:sz w:val="21"/>
         </w:rPr>
-        <w:t>Observation/5678</w:t>
+        <w:t>ut2004stats.epicgames.com</w:t>
       </w:r>
       <w:r>
         <w:rPr>
           <w:b w:val="0"/>
           <w:i w:val="0"/>
         </w:rPr>
-        <w:t xml:space="preserve"> and a patient record is </w:t>
-      </w:r>
-      <w:r>
-        <w:rPr>
-          <w:rFonts w:ascii="Consolas" w:hAnsi="Consolas"/>
-          <w:b w:val="0"/>
-          <w:i w:val="0"/>
-          <w:sz w:val="21"/>
-        </w:rPr>
-        <w:t>Patient/1234</w:t>
-      </w:r>
-      <w:r>
-        <w:rPr>
-          <w:b w:val="0"/>
-          <w:i w:val="0"/>
-        </w:rPr>
-        <w:t xml:space="preserve">. The API is only as safe as the check that runs on the server before it returns that resource. If the backend verifies that the caller holds a valid OAuth token and stops there, without also confirming that the specific </w:t>
-      </w:r>
-      <w:r>
-        <w:rPr>
-          <w:rFonts w:ascii="Consolas" w:hAnsi="Consolas"/>
-          <w:b w:val="0"/>
-          <w:i w:val="0"/>
-          <w:sz w:val="21"/>
-        </w:rPr>
-        <w:t>Observation</w:t>
-      </w:r>
-      <w:r>
-        <w:rPr>
-          <w:b w:val="0"/>
-          <w:i w:val="0"/>
-        </w:rPr>
-        <w:t xml:space="preserve"> or </w:t>
-      </w:r>
-      <w:r>
-        <w:rPr>
-          <w:rFonts w:ascii="Consolas" w:hAnsi="Consolas"/>
-          <w:b w:val="0"/>
-          <w:i w:val="0"/>
-          <w:sz w:val="21"/>
-        </w:rPr>
-        <w:t>DocumentReference</w:t>
-      </w:r>
-      <w:r>
-        <w:rPr>
-          <w:b w:val="0"/>
-          <w:i w:val="0"/>
-        </w:rPr>
-        <w:t xml:space="preserve"> or </w:t>
-      </w:r>
-      <w:r>
-        <w:rPr>
-          <w:rFonts w:ascii="Consolas" w:hAnsi="Consolas"/>
-          <w:b w:val="0"/>
-          <w:i w:val="0"/>
-          <w:sz w:val="21"/>
-        </w:rPr>
-        <w:t>Communication</w:t>
-      </w:r>
-      <w:r>
-        <w:rPr>
-          <w:b w:val="0"/>
-          <w:i w:val="0"/>
-        </w:rPr>
-        <w:t xml:space="preserve"> ID being requested actually belongs to the patient named in that token's context, then any authenticated user, patient or staff, can change the number in the request and read someone else's chart. This is Broken Object Level Authorization, and it does not require breaking encryption or guessing a password. It requires nothing more than a legitimate login and a browser's developer tools, or a script that walks sequential IDs and harvests whatever comes back. Because MyNorthgate's refill requests, imaging results, and secure messaging are all described as running over this exact interface, this is not a hypothetical edge case, it is the primary data-return path for the entire portal.</w:t>
+        <w:t>, left over from a much older, unrelated title and never formally decommissioned (Check Point Research, 2019). Because it was outside the maintenance scope of any active team, it was still running old, unpatched code years after anyone had reason to look at it, and it was exactly that abandonment, not any flaw in Epic's current, actively maintained login system, that gave researchers their opening. A forgotten asset is categorically harder to defend than an actively maintained one, since no team is watching its logs, no one is applying patches to it, and it usually is not even on the list of systems a security review considers, which is precisely the gap Check Point Research exploited.</w:t>
       </w:r>
     </w:p>
     <w:p>
@@ -365,7 +290,7 @@
           <w:b w:val="0"/>
           <w:i w:val="0"/>
         </w:rPr>
-        <w:t>I am not treating this as a theoretical risk. A patient portal of comparable scale to MyNorthgate, ManageMyHealth in New Zealand with roughly 1.8 million registered users, had its document storage module compromised in a way that exposed over 400,000 medical documents, referrals, discharge summaries, lab results, and imaging reports, belonging to somewhere around 120,000 to 127,000 patients, and the vendor's own account attributed the access to "valid credentials," which is precisely the pattern of an authenticated session reaching data it should never have been authorized to reach (Wikipedia, 2026). OWASP's own API-specific guidance puts Broken Object Level Authorization at the top of its API Security Top 10 for exactly this reason, since APIs that expose per-resource identifiers are structurally the easiest place for this class of bug to hide (OWASP Foundation, 2023), and the current OWASP Top 10 for web applications elevated Broken Access Control to the number one overall category, now also absorbing server-side request forgery (OWASP Foundation, 2025a). Separately, current DBIR analysis notes that credential abuse now shows up somewhere in 39 percent of breaches even though it is the initial entry point in only 13 percent, which is the data-backed argument for why post-login authorization deserves its own line item in Northgate's risk register rather than being folded into login security (Descope, 2026).</w:t>
+        <w:t>My recommendations: (1) maintain a complete, current inventory of every subdomain and every externally-reachable asset, including anything created for a specific past game or campaign, with an explicit decommissioning step built into that game or campaign's own end-of-life process, not left to be remembered later; (2) run continuous external attack-surface scanning that flags any newly-discovered or newly-reachable subdomain automatically, rather than relying on a periodic manual audit to catch what asset inventory alone missed; (3) default new infrastructure to short, automatically-expiring DNS records and hosting allocations for anything tied to a specific game or event, so an asset that outlives its purpose becomes unreachable on its own rather than staying live indefinitely by default; (4) use a tool like OWASP's Zed Attack Proxy to run authenticated scans against every discovered asset, including legacy ones, rather than scoping automated scanning to only the current flagship product's domains (OWASP Foundation, n.d.-b).</w:t>
       </w:r>
     </w:p>
     <w:p>
@@ -374,7 +299,15 @@
           <w:b w:val="0"/>
           <w:i w:val="0"/>
         </w:rPr>
-        <w:t>My recommendations, in order of what I would actually build first:</w:t>
+        <w:t>The tradeoff is mostly discipline and process cost rather than technology cost: decommissioning takes real coordination across whichever team originally owned an asset, which may no longer exist in its original form years later, and attack-surface monitoring generates findings that someone has to actually triage rather than ignore.</w:t>
+      </w:r>
+    </w:p>
+    <w:p>
+      <w:pPr>
+        <w:pStyle w:val="Heading3"/>
+      </w:pPr>
+      <w:r>
+        <w:t>5. Injection: SQL and Cross-Site Scripting Chained Into Account Takeover</w:t>
       </w:r>
     </w:p>
     <w:p>
@@ -383,39 +316,7 @@
           <w:b w:val="0"/>
           <w:i w:val="0"/>
         </w:rPr>
-        <w:t xml:space="preserve">1. Enforce record-level authorization on every FHIR call, server-side, by checking that the resource's subject reference matches the authenticated user's own patient context before returning data, not just checking that the OAuth token is valid. 2. Adopt SMART App Launch v2 granular scopes, for example </w:t>
-      </w:r>
-      <w:r>
-        <w:rPr>
-          <w:rFonts w:ascii="Consolas" w:hAnsi="Consolas"/>
-          <w:b w:val="0"/>
-          <w:i w:val="0"/>
-          <w:sz w:val="21"/>
-        </w:rPr>
-        <w:t>patient/Observation.rs</w:t>
-      </w:r>
-      <w:r>
-        <w:rPr>
-          <w:b w:val="0"/>
-          <w:i w:val="0"/>
-        </w:rPr>
-        <w:t xml:space="preserve"> instead of a broad </w:t>
-      </w:r>
-      <w:r>
-        <w:rPr>
-          <w:rFonts w:ascii="Consolas" w:hAnsi="Consolas"/>
-          <w:b w:val="0"/>
-          <w:i w:val="0"/>
-          <w:sz w:val="21"/>
-        </w:rPr>
-        <w:t>patient/*.read</w:t>
-      </w:r>
-      <w:r>
-        <w:rPr>
-          <w:b w:val="0"/>
-          <w:i w:val="0"/>
-        </w:rPr>
-        <w:t>, so the token itself is bound to a single patient at the authorization layer as well as the application layer (HL7 International, n.d.-a). 3. Replace any sequential or otherwise guessable resource identifiers exposed to the portal with non-enumerable UUIDs, since ID enumeration is the cheapest version of this attack. 4. Run authenticated OWASP ZAP scans against a staging copy of the FHIR endpoints in CI, configured to fail the build on access-control findings, rather than relying only on static analysis that cannot see cross-tenant data leakage (OWASP Foundation, n.d.-b). This is the single ZAP CI gate this memo recommends; Risks 3 and 5 below extend the same scan profile to cover dependency and misconfiguration rule sets rather than standing up separate scans. 5. Adopt the Access Control chapter of OWASP's Application Security Verification Standard 5.0 at Level 2 as the actual checklist for code review sign-off on every endpoint that touches PHI (OWASP Foundation, 2025b). 6. Log every resource access, not just every login, so a pattern of one account pulling records for many different patient IDs in a short window is something the SOC can actually see and alert on.</w:t>
+        <w:t>The same abandoned Epic Games subdomain that illustrates misconfiguration is also a direct, textbook example of injection, and it is worth treating as its own risk category because the underlying flaw and its fix are different from simply decommissioning old infrastructure. The subdomain's server-stats page accepted a server identifier through a URL parameter without proper input validation, and Check Point Research found they could inject SQL system variables into it to extract database information, bypassing the web application firewall's blacklist-based filtering in the process, since a blacklist can only block patterns someone already thought to list (Check Point Research, 2019). A separate page on the same subdomain, a map search feature, reflected user-supplied search text back into the page without sanitizing it, a classic cross-site scripting flaw. Researchers chained the two together with a manipulated OAuth redirect parameter: a crafted login link routed a player through Epic's real single sign-on flow, then silently redirected them through the vulnerable subdomain, where the XSS payload executed and captured the player's authentication token as it passed through, handing the attacker a fully logged-in session without ever touching a password (Check Point Research, 2019). That is injection used not to steal a database table directly, but to intercept the token that proves a login already happened, which is a more modern and more dangerous outcome than the classic textbook example of dumping a users table.</w:t>
       </w:r>
     </w:p>
     <w:p>
@@ -424,15 +325,7 @@
           <w:b w:val="0"/>
           <w:i w:val="0"/>
         </w:rPr>
-        <w:t>The honest tradeoff here is that object-level authorization checks have to be written and reviewed endpoint by endpoint. There is no scanner that reliably finds every missing check across a large API surface, which means this is a code-review and manual pen-testing cost, not a tool you buy once. It also adds a database lookup to every single API call to confirm ownership, which is a real latency cost at scale, and it means the EHR integration team cannot simply trust the token and move on, they have to re-verify context on the resource itself every time. That is more engineering discipline than most teams want to sustain, but for a portal returning lab results and imaging reports, I do not see a cheaper way to close this gap.</w:t>
-      </w:r>
-    </w:p>
-    <w:p>
-      <w:pPr>
-        <w:pStyle w:val="Heading3"/>
-      </w:pPr>
-      <w:r>
-        <w:t>3. Software Supply Chain Failures in the EHR, Payment, and E-Prescribing Integrations</w:t>
+        <w:t>My recommendations: (1) use parameterized queries or an object-relational mapper for every database call across every property, including legacy and low-traffic ones, so raw string concatenation is never a possible path regardless of how old or unmaintained a given service is; (2) apply context-aware output encoding to any user-supplied value rendered back into a page, following the OWASP Cheat Sheet Series' specific guidance for the context involved, since HTML, URL, and JavaScript contexts each require different encoding to actually be safe; (3) replace blacklist-based web application firewall rules with an allowlist approach wherever possible, since the Fortnite bypass specifically exploited the gap between what a blacklist author thought to block and what a database engine actually accepts as a valid system variable; (4) validate and re-verify the destination of any OAuth or SSO redirect parameter server-side against a strict allowlist of known-good domains, rather than trusting a client-supplied redirect target at all, which is the specific step that let a login link sail straight through Epic's own SSO flow into an attacker-controlled destination.</w:t>
       </w:r>
     </w:p>
     <w:p>
@@ -441,149 +334,7 @@
           <w:b w:val="0"/>
           <w:i w:val="0"/>
         </w:rPr>
-        <w:t>MyNorthgate is not a self-contained application. It is a thin client stitched to four separate backends, each maintained by a different vendor on its own release cadence: the EHR system, a payment processor, an HL7/FHIR lab interface, and an e-prescribing gateway. A supply chain failure here is not Northgate's own developers introducing a bug, it is a vulnerability, a malicious package, or an unpatched component sitting in code Northgate imports, links against, or calls over a network boundary it does not control. Mechanically this shows up in a few realistic ways for a portal like this one: a JavaScript library pulled into the payment widget from a CDN gets tampered with and starts skimming card data directly out of patient browsers, a file-transfer or messaging middleware product used to move HL7 traffic between the portal and the lab interface has an unauthenticated deserialization flaw that lets an attacker drop a webshell, or the e-prescribing SDK ships with a known-vulnerable dependency nobody at Northgate ever audited because it arrived pre-bundled. The defining feature of this risk is that the vulnerable code was never written or reviewed internally, so Northgate's own code review and SAST gates never touch it.</w:t>
-      </w:r>
-    </w:p>
-    <w:p>
-      <w:r>
-        <w:rPr>
-          <w:b w:val="0"/>
-          <w:i w:val="0"/>
-        </w:rPr>
-        <w:t>The MOVEit campaign is the clean illustration of exactly this pattern. Progress Software's file-transfer product had an exploitable flaw used by the Clop group, and the downstream damage landed on organizations that had never written a line of the vulnerable code themselves. Maximus, a Medicare contractor, had roughly 612,000 beneficiaries' names, Social Security numbers, and diagnosis histories exposed through it (Cybersecurity Dive, 2023), and Welltok and Delta Dental of California, both healthcare vendors rather than providers, lost approximately 8.5 million and 7 million patient records respectively through the same unpatched product (HIPAA Journal, 2023b). That is structurally identical to what Northgate's four named integrations look like from the outside: shared components moving regulated data between organizations that trust each other's patch discipline rather than verifying it. This is not a fading threat either. Verizon's 2026 DBIR found breaches with third-party involvement rose 60 percent year over year to 48 percent of all breaches, and that only 23 percent of third-party organizations had fully remediated missing or improperly secured MFA on their own cloud accounts (Verizon, 2026). The same report found exploitation of vulnerabilities is now the top initial access vector across all breaches at 31 percent, with only 26 percent of known-exploited vulnerabilities fully remediated in 2025 and a median time to full resolution of 43 days (Verizon, 2026). For MyNorthgate, that 43-day median is the honest way to size the exposure: every day a vendor sits on a patched CVE in its EHR module or payment SDK is a day Northgate is carrying that vendor's unpatched risk against its own patient population, usually without visibility into the vendor's remediation timeline unless it is contractually required.</w:t>
-      </w:r>
-    </w:p>
-    <w:p>
-      <w:r>
-        <w:rPr>
-          <w:b w:val="0"/>
-          <w:i w:val="0"/>
-        </w:rPr>
-        <w:t>I am recommending five concrete steps:</w:t>
-      </w:r>
-    </w:p>
-    <w:p>
-      <w:r>
-        <w:rPr>
-          <w:b w:val="0"/>
-          <w:i w:val="0"/>
-        </w:rPr>
-        <w:t>1. Require every vendor supplying code into the MyNorthgate stack (EHR modules, the payment SDK, the e-prescribing client library) to deliver a machine-readable SBOM in CycloneDX or SPDX format as a contract term, aligned to CISA's minimum-elements guidance so it captures component hashes and license data rather than a bare package list. 2. Feed vendor SBOMs into OWASP Dependency-Track for continuous monitoring, so a CVE disclosed after a vendor's last build still raises an alert, and run OWASP Dependency-Check at every internal build of the portal's own middleware (OWASP Foundation, n.d.-a). 3. Extend the same ZAP CI gate described in Risk 2 to run authenticated scans against staging, including the exposed FHIR endpoints, as a pre-release gate configured to fail the build on high-severity findings (OWASP Foundation, n.d.-b). 4. Require Subresource Integrity hashes on any externally hosted script tag from the payment processor or analytics vendors, paired with a strict Content Security Policy, so a compromised CDN script cannot execute unmodified in a patient's browser. 5. Write a patch SLA into each Business Associate Agreement tied to CVSS severity, with proof of remediation required rather than an annual attestation on file.</w:t>
-      </w:r>
-    </w:p>
-    <w:p>
-      <w:r>
-        <w:rPr>
-          <w:b w:val="0"/>
-          <w:i w:val="0"/>
-        </w:rPr>
-        <w:t>I want to be honest that none of this prevents a genuine zero-day the way MOVEit was a zero-day. SBOM monitoring and contractual SLAs shorten dwell time and give Northgate leverage after the fact, they do not stop day-one exploitation. It is also a real operational cost across four separate vendor relationships, since Dependency-Track alerts need someone actually triaging them, and a patch SLA is only as strong as Northgate's willingness to enforce it against an EHR vendor or payment processor it cannot easily replace.</w:t>
-      </w:r>
-    </w:p>
-    <w:p>
-      <w:pPr>
-        <w:pStyle w:val="Heading3"/>
-      </w:pPr>
-      <w:r>
-        <w:t>4. Insecure Design: An Architecture Not Built to Limit Ransomware's Blast Radius</w:t>
-      </w:r>
-    </w:p>
-    <w:p>
-      <w:r>
-        <w:rPr>
-          <w:b w:val="0"/>
-          <w:i w:val="0"/>
-        </w:rPr>
-        <w:t>I want to be clear that this risk is not about a missing patch or a flawed line of authentication code, since that is Risk 3. This is about whether Northgate's own architecture, the wiring between MyNorthgate and the four systems it depends on (the EHR backend, the third-party payment processor, the HL7/FHIR lab interface, and the e-prescribing gateway), was designed with the assumption that any one of those systems can and will fail or be taken hostage. Mechanically, a ransomware actor does not need to compromise the portal itself. An attacker who lands anywhere on Northgate's network, in the EHR's remote-access gateway, on a clinic endpoint, or inside the payment processor's environment, can move laterally if the network is flat and the portal's dependencies aren't segmented from clinical systems. Once ransomware deploys, the portal doesn't fail gracefully. Because there's no circuit breaker on calls to the EHR or e-prescribing gateway, no cached read-only fallback for already-retrieved lab results, and no downtime runbook sized specifically to MyNorthgate's four integrations, one compromised system takes the whole portal down: scheduling, results, secure messaging, and bill pay all fail simultaneously, and staff revert to paper with no rehearsed process for doing so.</w:t>
-      </w:r>
-    </w:p>
-    <w:p>
-      <w:r>
-        <w:rPr>
-          <w:b w:val="0"/>
-          <w:i w:val="0"/>
-        </w:rPr>
-        <w:t>I am recommending Northgate treat this as a governance-level gap because the two most instructive healthcare precedents are both design failures, not code bugs. Change Healthcare's attack began because attackers used compromised credentials against a Citrix remote-access portal that lacked MFA (Cybersecurity Dive, 2024), and because that clearinghouse function was a single point of failure with no segmented fallback, the resulting outage left 94 percent of surveyed hospitals reporting financial impact and 74 percent reporting direct patient care impact (American Hospital Association, 2024), while UnitedHealth's remediation costs reached at least 2.87 billion dollars for 2024 alone (Healthcare Dive, 2024), and paying the 22 million dollar ransom didn't even guarantee the data was destroyed (The Register, 2024). Ascension's May 2024 attack is closer still to Northgate's shape: only seven of roughly 25,000 servers were directly compromised, yet the whole health system's EHR and patient portal were knocked offline for around six weeks because nothing isolated the portal from the rest of clinical operations (HIPAA Journal, 2024). The clinical stakes are not theoretical either. A JAMA Network Open study of the 2021 Scripps Health ransomware attack found that neighbouring, unaffected hospitals absorbing the diverted patient load saw ED wait times rise 47.6 percent and confirmed stroke diagnoses more than double during the attack period (Dameff et al., 2023), and a University of Minnesota working paper covering 374 hospital ransomware attacks estimated 42 to 67 excess Medicare patient deaths tied to attack periods, though I want to flag that this remains a working paper the authors themselves call a likely undercount (STAT News, 2023). With ransomware present in 48 percent of all breaches in the most recent Verizon data (Verizon, 2026), the question for a four-hospital system like Northgate is not whether one of its four portal integrations gets hit eventually, but whether the architecture confines the damage or lets it cascade into every clinical workflow at once.</w:t>
-      </w:r>
-    </w:p>
-    <w:p>
-      <w:r>
-        <w:rPr>
-          <w:b w:val="0"/>
-          <w:i w:val="0"/>
-        </w:rPr>
-        <w:t>Concrete steps I would execute:</w:t>
-      </w:r>
-    </w:p>
-    <w:p>
-      <w:r>
-        <w:rPr>
-          <w:b w:val="0"/>
-          <w:i w:val="0"/>
-        </w:rPr>
-        <w:t>1. Segment the network so MyNorthgate's application tier sits in its own zone, enforced with a Zero Trust Network Access platform or next-generation firewall (categories such as Zscaler Private Access or Palo Alto Networks NGFW rather than VLAN-only separation), with least-privilege, explicitly allow-listed service accounts and firewall rules governing traffic to the EHR interface engine, payment processor, and e-prescribing gateway, instead of a flat network where lateral movement from any one compromised system reaches the rest. 2. Build a documented, tested contingency plan for the portal specifically, covering backup, disaster recovery, and emergency mode operation, since 164.308(a)(7) already makes this a required administrative safeguard, not an optional one (U.S. Department of Health and Human Services, 2024a). 3. Design circuit breakers and graceful degradation into the portal's integration layer, using a resilience library pattern (such as Resilience4j on the Java side of an EHR integration gateway) so that if the e-prescribing gateway or payment processor is unreachable, scheduling and results viewing keep working from cached, read-only data instead of the whole application failing. 4. Run a tabletop exercise that simulates one integration going dark for 72 hours and rehearses the manual/paper workflow, since the AHA survey found most hospitals rated their actual workaround processes only "somewhat successful" once tested for real (American Hospital Association, 2024). 5. Maintain immutable, offline backups of EHR and portal configuration with a tested restore process, since Change Healthcare's experience shows paying a ransom doesn't guarantee the attacker deletes the data or stays bought off (The Register, 2024). 6. Treat HHS's Enhanced Cybersecurity Performance Goals for network segmentation and centralised log collection as the practical target for a system Northgate's size, rather than the smaller-organisation Essential tier alone (U.S. Department of Health and Human Services, 2024b).</w:t>
-      </w:r>
-    </w:p>
-    <w:p>
-      <w:r>
-        <w:rPr>
-          <w:b w:val="0"/>
-          <w:i w:val="0"/>
-        </w:rPr>
-        <w:t>None of this is cheap or quick. Segmenting the network across four hospitals and 30 clinics means real re-architecture work and probably new firewall or software-defined networking rules that will break existing integrations the first time they're enforced properly. Circuit breakers and cached fallback views add engineering complexity that has to be maintained and tested in its own right, and tabletop exercises pull clinical and IT staff away from other priorities. In my opinion it is worth the cost anyway, because the alternative, judging by Change Healthcare and Ascension, is a six-week outage across an entire health system rather than a contained failure of one integration.</w:t>
-      </w:r>
-    </w:p>
-    <w:p>
-      <w:pPr>
-        <w:pStyle w:val="Heading3"/>
-      </w:pPr>
-      <w:r>
-        <w:t>5. Security Misconfiguration: Exposed Data Stores and Unhardened Portal Infrastructure</w:t>
-      </w:r>
-    </w:p>
-    <w:p>
-      <w:r>
-        <w:rPr>
-          <w:b w:val="0"/>
-          <w:i w:val="0"/>
-        </w:rPr>
-        <w:t>Security misconfiguration is not a flaw in application logic, it is an insecure state that a properly built system was left in, or an over-permissive default that nobody tightened before the system went live. On a project the size of MyNorthgate, this shows up in predictable places. A cloud storage bucket holding batch exports of lab results for the HL7/FHIR interface gets created with public or organization-wide read access during testing and the access control is never tightened before the bucket starts receiving production data. A staging or QA copy of the portal, spun up so a vendor can test the e-prescribing gateway integration, gets deployed with the same database seeded from a production snapshot, default admin credentials still active, and no WAF or IP restriction in front of it because "it's just staging." A directory listing is left enabled on a file server behind the payment processor integration. An error page in the appointment scheduling module returns a full stack trace with connection strings when the backend times out. None of these require an attacker to break anything. They require only that the attacker, or more often a security researcher, a bot doing internet-wide scanning, or a journalist, finds the thing already sitting open. That is the mechanical difference from the other four risks in this memo: this one is discovered, not defeated.</w:t>
-      </w:r>
-    </w:p>
-    <w:p>
-      <w:r>
-        <w:rPr>
-          <w:b w:val="0"/>
-          <w:i w:val="0"/>
-        </w:rPr>
-        <w:t>For Northgate Regional Health this matters because of how consistently this exact pattern shows up in the sector's own breach data, not because it is a generic best practice. Verizon's DBIR has placed Miscellaneous Errors, the pattern that includes misconfiguration, among healthcare's top three breach patterns in every edition from 2014 through 2026, and the 2026 dataset's leading error varieties were misdelivery, loss, and misconfiguration, described specifically as exposing a data store to the internet without appropriate controls (Verizon, 2026). That is a twelve year run, which is a materially longer evidentiary base than any single incident I cite elsewhere in this memo, and it is part of why OWASP moved this category from fifth to second in the current Top 10, covering sixteen CWEs (OWASP Foundation, 2025a). The 2025 HHS OCR data reinforces the same point from a different angle: network servers were the location of breached PHI in 61.5 percent of reported healthcare breaches that year, meaning the dominant loss channel in the sector is server-side exposure of data at rest, exactly the asset class a portal's staging environments and interface data stores belong to (HIPAA Journal, 2026b). Verizon also notes that misconfiguration findings of this kind are frequently surfaced by researchers who notify rather than exploit, which changes the operational posture Northgate needs: the first sign of trouble is often a disclosure email, not an intrusion alert, and the organization needs a process to receive and act on that email fast.</w:t>
-      </w:r>
-    </w:p>
-    <w:p>
-      <w:r>
-        <w:rPr>
-          <w:b w:val="0"/>
-          <w:i w:val="0"/>
-        </w:rPr>
-        <w:t>My recommended mitigations, in the order I would execute them:</w:t>
-      </w:r>
-    </w:p>
-    <w:p>
-      <w:r>
-        <w:rPr>
-          <w:b w:val="0"/>
-          <w:i w:val="0"/>
-        </w:rPr>
-        <w:t>1. Inventory every cloud storage bucket, object store, and file share touching MyNorthgate or its EHR, payment, lab, or e-prescribing interfaces, and set default-deny access with explicit allowlists, verified against AWS S3 Block Public Access or the Azure/GCS equivalent, not just IAM policy review. 2. Require that every staging and QA environment either uses synthetic data or is provisioned under the same access controls, network segmentation, and MFA requirements as production, since a staging system holding a production PHI snapshot is production for compliance purposes. 3. Extend the ZAP CI gate from Risk 2 to run baseline scans against staging on every release, configured to fail the build on high severity alerts, catching directory listing, verbose error pages, and default credentials before deployment (OWASP Foundation, n.d.-b). 4. Disable detailed error output and stack traces in any environment reachable from the internet, replacing them with generic error responses per OWASP's Mishandling of Exceptional Conditions guidance, and route the detail to internal logs only. 5. Stand up a documented vulnerability disclosure channel (a security.txt file and a monitored inbox) so that a researcher who finds an exposed asset has an obvious, fast path to tell Northgate before going public. 6. Conduct the HIPAA-required risk analysis under 45 CFR 164.308(a)(1) explicitly covering the portal's cloud storage and staging footprint, since OCR's April 2026 enforcement actions cited an incomplete risk analysis in all four ransomware-related settlements, independent of whether the underlying attack succeeded (U.S. Department of Health and Human Services, 2026).</w:t>
-      </w:r>
-    </w:p>
-    <w:p>
-      <w:r>
-        <w:rPr>
-          <w:b w:val="0"/>
-          <w:i w:val="0"/>
-        </w:rPr>
-        <w:t>The honest tradeoff here is that this is unglamorous, high volume work. Unlike a single authentication control, misconfiguration risk is distributed across every bucket, every staging box, and every interface endpoint that project teams spin up over the life of a multi-year portal program, so the fix is process and inventory discipline sustained over years, not a product Northgate buys once. Scanning and access review add real time to release cycles, and teams will push back when a deploy is blocked by a ZAP finding on a system they consider "not production." I think that friction is worth keeping given the twelve year pattern in the data, but I want to be clear it is friction, not a free control.</w:t>
+        <w:t>The tradeoff is primarily that fixing this class of bug requires touching old code few people still know well, which is slower and riskier than writing the equivalent protection into a new service from the start, and an allowlist-based WAF requires more upfront cataloging of legitimate traffic patterns than a blacklist does, in exchange for being far harder to bypass by simply finding a pattern nobody thought to blacklist.</w:t>
       </w:r>
     </w:p>
     <w:p>
@@ -600,34 +351,7 @@
           <w:b w:val="0"/>
           <w:i w:val="0"/>
         </w:rPr>
-        <w:t>I want to be honest about what implementing these five recommendations actually buys Northgate Regional Health, because a memo that promises risk elimination is not a memo I would trust either.</w:t>
-      </w:r>
-    </w:p>
-    <w:p>
-      <w:r>
-        <w:rPr>
-          <w:b w:val="0"/>
-          <w:i w:val="0"/>
-        </w:rPr>
-        <w:t>Tied to the confidentiality leg of the CIA triad, phishing-resistant authentication (WebAuthn passkeys for patients at AAL2, FIDO2 or PIV hardware keys for staff and administrative access at AAL3, per NIST SP 800-63B Revision 4) and record-level FHIR authorization scoping close the two access paths that the research record shows are actually being used against systems like ours: the UnitedHealthcare mobile app credential-stuffing incident and the Change Healthcare Citrix portal that had no MFA at all. Neither of those precedents required a sophisticated exploit, which is also why I am confident this is where the fastest and cheapest improvement is available. Integrity benefits mainly from the FHIR authorization and audit control work, since a system that logs who touched which patient record, and cannot have that log quietly edited, is a system where a broken-object-level-authorization failure like the one at the ManageMyHealth portal gets caught in hours instead of months. Availability is the hardest of the three to improve cheaply, because segmentation and failover architecture sized to the portal's actual blast radius is a design-level project, not a configuration change, and the peer-reviewed evidence on ransomware's effect on neighboring, unaffected hospitals' emergency department wait times and mortality tells me this is worth doing even though it is slow.</w:t>
-      </w:r>
-    </w:p>
-    <w:p>
-      <w:r>
-        <w:rPr>
-          <w:b w:val="0"/>
-          <w:i w:val="0"/>
-        </w:rPr>
-        <w:t>If I had to rank these by benefit per unit of effort for a leadership team deciding where to start, I would put mandatory MFA and phishing-resistant login first, since it is the single control most directly implicated in the largest documented healthcare breach in US history and it is deployable in weeks, not quarters. Closing exposed data stores and hardening staging environments is a close second, since misconfiguration of exactly this kind has been one of the top three healthcare breach patterns for twelve consecutive years and mostly requires inventory and discipline rather than new architecture. Supply chain monitoring and the resilience architecture work are real and necessary, but they are multi-quarter programmes, and I would rather leadership know that going in than discover it after the first status update.</w:t>
-      </w:r>
-    </w:p>
-    <w:p>
-      <w:r>
-        <w:rPr>
-          <w:b w:val="0"/>
-          <w:i w:val="0"/>
-        </w:rPr>
-        <w:t>None of this makes MyNorthgate unbreachable. A realistic improved posture looks like fewer plausible entry points, faster detection when something does get through, and an outage that degrades gracefully instead of taking four hospitals and thirty clinics down at once. That is a meaningfully different position than where the portal sits today, and it is the position I am recommending we work toward.</w:t>
+        <w:t>The four incidents this memo draws on did not happen because these studios were careless in any obvious sense; Epic, EA, Rockstar, and 2K are large, resourced companies with real security teams, and each incident still got through. What they share is that the actual failure point was rarely the primary, actively-defended system: it was a forgotten subdomain, a purchased browser cookie, a support agent following a plausible story, a compromised vendor's own credentials. Addressing the five risks above, stronger and more phishing-resistant authentication, access control that treats authorization as a separate question from identity, tighter oversight of third-party vendors with write access to customer-facing systems, disciplined asset inventory and decommissioning, and eliminating classic injection flaws even in old and unmaintained code, would have interrupted every one of these four incidents at some point in its chain. The benefit is not just avoiding a specific repeat of one of these four stories; it is closing exactly the kind of overlooked, secondary path that all four incidents actually used to get in, which matters more for a studio's real risk than hardening the primary systems everyone already knows to defend.</w:t>
       </w:r>
     </w:p>
     <w:p>
@@ -647,21 +371,21 @@
           <w:b w:val="0"/>
           <w:i w:val="0"/>
         </w:rPr>
-        <w:t xml:space="preserve">American Hospital Association. (2024, March 15). </w:t>
+        <w:t xml:space="preserve">Check Point Research. (2019). </w:t>
       </w:r>
       <w:r>
         <w:rPr>
           <w:b w:val="0"/>
           <w:i/>
         </w:rPr>
-        <w:t>AHA survey: Change Healthcare cyberattack significantly disrupts patient care, hospitals' finances.</w:t>
+        <w:t>Hacking Fortnite accounts.</w:t>
       </w:r>
       <w:r>
         <w:rPr>
           <w:b w:val="0"/>
           <w:i w:val="0"/>
         </w:rPr>
-        <w:t xml:space="preserve"> https://www.aha.org/2024-03-15-aha-survey-change-healthcare-cyberattack-significantly-disrupts-patient-care-hospitals-finances</w:t>
+        <w:t xml:space="preserve"> https://research.checkpoint.com/2019/hacking-fortnite/</w:t>
       </w:r>
     </w:p>
     <w:p>
@@ -673,21 +397,21 @@
           <w:b w:val="0"/>
           <w:i w:val="0"/>
         </w:rPr>
-        <w:t xml:space="preserve">Cybersecurity Dive. (2023, July). </w:t>
+        <w:t xml:space="preserve">Cox, J. (2021, June 11). </w:t>
       </w:r>
       <w:r>
         <w:rPr>
           <w:b w:val="0"/>
           <w:i/>
         </w:rPr>
-        <w:t>MOVEit data breach affects Medicare beneficiaries.</w:t>
+        <w:t>How hackers used Slack to break into EA Games.</w:t>
       </w:r>
       <w:r>
         <w:rPr>
           <w:b w:val="0"/>
           <w:i w:val="0"/>
         </w:rPr>
-        <w:t xml:space="preserve"> https://www.cybersecuritydive.com/news/MoveIt-data-breach-medicare-beneficiaries/689362/</w:t>
+        <w:t xml:space="preserve"> Vice. https://www.vice.com/en/article/how-ea-games-was-hacked-slack/</w:t>
       </w:r>
     </w:p>
     <w:p>
@@ -699,21 +423,21 @@
           <w:b w:val="0"/>
           <w:i w:val="0"/>
         </w:rPr>
-        <w:t xml:space="preserve">Cybersecurity Dive. (2024, April 30). </w:t>
+        <w:t xml:space="preserve">Cybersecurity and Infrastructure Security Agency. (2022). </w:t>
       </w:r>
       <w:r>
         <w:rPr>
           <w:b w:val="0"/>
           <w:i/>
         </w:rPr>
-        <w:t>Change Healthcare attack traced to compromised credentials, no MFA.</w:t>
+        <w:t>Implementing phishing-resistant MFA</w:t>
       </w:r>
       <w:r>
         <w:rPr>
           <w:b w:val="0"/>
           <w:i w:val="0"/>
         </w:rPr>
-        <w:t xml:space="preserve"> https://www.cybersecuritydive.com/news/change-healthcare-compromised-credentials-no-mfa/714792/</w:t>
+        <w:t xml:space="preserve"> [Fact sheet]. https://www.cisa.gov/sites/default/files/publications/fact-sheet-implementing-phishing-resistant-mfa-508c.pdf</w:t>
       </w:r>
     </w:p>
     <w:p>
@@ -725,281 +449,21 @@
           <w:b w:val="0"/>
           <w:i w:val="0"/>
         </w:rPr>
-        <w:t xml:space="preserve">Dameff, C., Tully, J., Chan, T. C., et al. (2023, May 8). Ransomware attack associated with disruptions at adjacent emergency departments in the US. </w:t>
+        <w:t xml:space="preserve">Huntress. (n.d.). </w:t>
       </w:r>
       <w:r>
         <w:rPr>
           <w:b w:val="0"/>
           <w:i/>
         </w:rPr>
-        <w:t>JAMA Network Open.</w:t>
+        <w:t>Sony PlayStation data breach: What happened, impact, and lessons.</w:t>
       </w:r>
       <w:r>
         <w:rPr>
           <w:b w:val="0"/>
           <w:i w:val="0"/>
         </w:rPr>
-        <w:t xml:space="preserve"> https://jamanetwork.com/journals/jamanetworkopen/article-abstract/2804585</w:t>
-      </w:r>
-    </w:p>
-    <w:p>
-      <w:pPr>
-        <w:ind w:left="720" w:hanging="720"/>
-      </w:pPr>
-      <w:r>
-        <w:rPr>
-          <w:b w:val="0"/>
-          <w:i w:val="0"/>
-        </w:rPr>
-        <w:t xml:space="preserve">Descope. (2026). </w:t>
-      </w:r>
-      <w:r>
-        <w:rPr>
-          <w:b w:val="0"/>
-          <w:i/>
-        </w:rPr>
-        <w:t>Verizon DBIR 2026: Credential abuse is down, but not out.</w:t>
-      </w:r>
-      <w:r>
-        <w:rPr>
-          <w:b w:val="0"/>
-          <w:i w:val="0"/>
-        </w:rPr>
-        <w:t xml:space="preserve"> https://www.descope.com/blog/post/verizon-dbir-2026</w:t>
-      </w:r>
-    </w:p>
-    <w:p>
-      <w:pPr>
-        <w:ind w:left="720" w:hanging="720"/>
-      </w:pPr>
-      <w:r>
-        <w:rPr>
-          <w:b w:val="0"/>
-          <w:i w:val="0"/>
-        </w:rPr>
-        <w:t xml:space="preserve">eSecurity Planet. (2026). </w:t>
-      </w:r>
-      <w:r>
-        <w:rPr>
-          <w:b w:val="0"/>
-          <w:i/>
-        </w:rPr>
-        <w:t>IBM 2026 Cost of a Data Breach Report: Key findings.</w:t>
-      </w:r>
-      <w:r>
-        <w:rPr>
-          <w:b w:val="0"/>
-          <w:i w:val="0"/>
-        </w:rPr>
-        <w:t xml:space="preserve"> https://www.esecurityplanet.com/cybersecurity/ibm-2026-cost-of-a-data-breach-report-key-findings/</w:t>
-      </w:r>
-    </w:p>
-    <w:p>
-      <w:pPr>
-        <w:ind w:left="720" w:hanging="720"/>
-      </w:pPr>
-      <w:r>
-        <w:rPr>
-          <w:b w:val="0"/>
-          <w:i w:val="0"/>
-        </w:rPr>
-        <w:t xml:space="preserve">HIPAA Journal. (2023a). </w:t>
-      </w:r>
-      <w:r>
-        <w:rPr>
-          <w:b w:val="0"/>
-          <w:i/>
-        </w:rPr>
-        <w:t>Credential stuffing attack exposed United Healthcare member data.</w:t>
-      </w:r>
-      <w:r>
-        <w:rPr>
-          <w:b w:val="0"/>
-          <w:i w:val="0"/>
-        </w:rPr>
-        <w:t xml:space="preserve"> https://www.hipaajournal.com/credential-stuffing-attack-exposed-united-healthcare-member-data/</w:t>
-      </w:r>
-    </w:p>
-    <w:p>
-      <w:pPr>
-        <w:ind w:left="720" w:hanging="720"/>
-      </w:pPr>
-      <w:r>
-        <w:rPr>
-          <w:b w:val="0"/>
-          <w:i w:val="0"/>
-        </w:rPr>
-        <w:t xml:space="preserve">HIPAA Journal. (2023b). </w:t>
-      </w:r>
-      <w:r>
-        <w:rPr>
-          <w:b w:val="0"/>
-          <w:i/>
-        </w:rPr>
-        <w:t>Welltok data breach victim count rises to 14.76 million.</w:t>
-      </w:r>
-      <w:r>
-        <w:rPr>
-          <w:b w:val="0"/>
-          <w:i w:val="0"/>
-        </w:rPr>
-        <w:t xml:space="preserve"> https://www.hipaajournal.com/welltok-data-breach/</w:t>
-      </w:r>
-    </w:p>
-    <w:p>
-      <w:pPr>
-        <w:ind w:left="720" w:hanging="720"/>
-      </w:pPr>
-      <w:r>
-        <w:rPr>
-          <w:b w:val="0"/>
-          <w:i w:val="0"/>
-        </w:rPr>
-        <w:t xml:space="preserve">HIPAA Journal. (2024). </w:t>
-      </w:r>
-      <w:r>
-        <w:rPr>
-          <w:b w:val="0"/>
-          <w:i/>
-        </w:rPr>
-        <w:t>Ascension cyberattack 2024.</w:t>
-      </w:r>
-      <w:r>
-        <w:rPr>
-          <w:b w:val="0"/>
-          <w:i w:val="0"/>
-        </w:rPr>
-        <w:t xml:space="preserve"> https://www.hipaajournal.com/ascension-cyberattack-2024/</w:t>
-      </w:r>
-    </w:p>
-    <w:p>
-      <w:pPr>
-        <w:ind w:left="720" w:hanging="720"/>
-      </w:pPr>
-      <w:r>
-        <w:rPr>
-          <w:b w:val="0"/>
-          <w:i w:val="0"/>
-        </w:rPr>
-        <w:t xml:space="preserve">HIPAA Journal. (2026a). </w:t>
-      </w:r>
-      <w:r>
-        <w:rPr>
-          <w:b w:val="0"/>
-          <w:i/>
-        </w:rPr>
-        <w:t>Healthcare data breach statistics: Updated for 2026.</w:t>
-      </w:r>
-      <w:r>
-        <w:rPr>
-          <w:b w:val="0"/>
-          <w:i w:val="0"/>
-        </w:rPr>
-        <w:t xml:space="preserve"> https://www.hipaajournal.com/healthcare-data-breach-statistics/</w:t>
-      </w:r>
-    </w:p>
-    <w:p>
-      <w:pPr>
-        <w:ind w:left="720" w:hanging="720"/>
-      </w:pPr>
-      <w:r>
-        <w:rPr>
-          <w:b w:val="0"/>
-          <w:i w:val="0"/>
-        </w:rPr>
-        <w:t xml:space="preserve">HIPAA Journal. (2026b). </w:t>
-      </w:r>
-      <w:r>
-        <w:rPr>
-          <w:b w:val="0"/>
-          <w:i/>
-        </w:rPr>
-        <w:t>2025 healthcare data breach report.</w:t>
-      </w:r>
-      <w:r>
-        <w:rPr>
-          <w:b w:val="0"/>
-          <w:i w:val="0"/>
-        </w:rPr>
-        <w:t xml:space="preserve"> https://www.hipaajournal.com/2025-healthcare-data-breach-report/</w:t>
-      </w:r>
-    </w:p>
-    <w:p>
-      <w:pPr>
-        <w:ind w:left="720" w:hanging="720"/>
-      </w:pPr>
-      <w:r>
-        <w:rPr>
-          <w:b w:val="0"/>
-          <w:i w:val="0"/>
-        </w:rPr>
-        <w:t xml:space="preserve">HL7 International. (n.d.-a). </w:t>
-      </w:r>
-      <w:r>
-        <w:rPr>
-          <w:b w:val="0"/>
-          <w:i/>
-        </w:rPr>
-        <w:t>SMART App Launch Framework: Scopes and launch context.</w:t>
-      </w:r>
-      <w:r>
-        <w:rPr>
-          <w:b w:val="0"/>
-          <w:i w:val="0"/>
-        </w:rPr>
-        <w:t xml:space="preserve"> https://hl7.org/fhir/smart-app-launch/scopes-and-launch-context.html</w:t>
-      </w:r>
-    </w:p>
-    <w:p>
-      <w:pPr>
-        <w:ind w:left="720" w:hanging="720"/>
-      </w:pPr>
-      <w:r>
-        <w:rPr>
-          <w:b w:val="0"/>
-          <w:i w:val="0"/>
-        </w:rPr>
-        <w:t xml:space="preserve">HL7 International. (n.d.-b). </w:t>
-      </w:r>
-      <w:r>
-        <w:rPr>
-          <w:b w:val="0"/>
-          <w:i/>
-        </w:rPr>
-        <w:t>FHIR AuditEvent and Provenance resources.</w:t>
-      </w:r>
-      <w:r>
-        <w:rPr>
-          <w:b w:val="0"/>
-          <w:i w:val="0"/>
-        </w:rPr>
-        <w:t xml:space="preserve"> https://www.hl7.org/fhir/auditevent.html</w:t>
-      </w:r>
-    </w:p>
-    <w:p>
-      <w:pPr>
-        <w:ind w:left="720" w:hanging="720"/>
-      </w:pPr>
-      <w:r>
-        <w:rPr>
-          <w:b w:val="0"/>
-          <w:i w:val="0"/>
-        </w:rPr>
-        <w:t xml:space="preserve">Healthcare Dive. (2024, October). </w:t>
-      </w:r>
-      <w:r>
-        <w:rPr>
-          <w:b w:val="0"/>
-          <w:i/>
-        </w:rPr>
-        <w:t>UnitedHealth Q3 2024 earnings: Change Healthcare cyberattack costs.</w:t>
-      </w:r>
-      <w:r>
-        <w:rPr>
-          <w:b w:val="0"/>
-          <w:i w:val="0"/>
-        </w:rPr>
-        <w:t xml:space="preserve"> https://www.healthcaredive.com/news/unitedhealth-q3-2024-earnings-change-cyberattack/729874/</w:t>
+        <w:t xml:space="preserve"> https://www.huntress.com/threat-library/data-breach/sony-playstation-data-breach</w:t>
       </w:r>
     </w:p>
     <w:p>
@@ -1037,33 +501,7 @@
           <w:b w:val="0"/>
           <w:i w:val="0"/>
         </w:rPr>
-        <w:t xml:space="preserve">OWASP Foundation. (2023). </w:t>
-      </w:r>
-      <w:r>
-        <w:rPr>
-          <w:b w:val="0"/>
-          <w:i/>
-        </w:rPr>
-        <w:t>OWASP API Security Top 10.</w:t>
-      </w:r>
-      <w:r>
-        <w:rPr>
-          <w:b w:val="0"/>
-          <w:i w:val="0"/>
-        </w:rPr>
-        <w:t xml:space="preserve"> https://owasp.org/www-project-api-security/</w:t>
-      </w:r>
-    </w:p>
-    <w:p>
-      <w:pPr>
-        <w:ind w:left="720" w:hanging="720"/>
-      </w:pPr>
-      <w:r>
-        <w:rPr>
-          <w:b w:val="0"/>
-          <w:i w:val="0"/>
-        </w:rPr>
-        <w:t xml:space="preserve">OWASP Foundation. (2025a). </w:t>
+        <w:t xml:space="preserve">OWASP Foundation. (2025). </w:t>
       </w:r>
       <w:r>
         <w:rPr>
@@ -1078,32 +516,6 @@
           <w:i w:val="0"/>
         </w:rPr>
         <w:t xml:space="preserve"> https://owasp.org/www-project-top-ten/</w:t>
-      </w:r>
-    </w:p>
-    <w:p>
-      <w:pPr>
-        <w:ind w:left="720" w:hanging="720"/>
-      </w:pPr>
-      <w:r>
-        <w:rPr>
-          <w:b w:val="0"/>
-          <w:i w:val="0"/>
-        </w:rPr>
-        <w:t xml:space="preserve">OWASP Foundation. (2025b). </w:t>
-      </w:r>
-      <w:r>
-        <w:rPr>
-          <w:b w:val="0"/>
-          <w:i/>
-        </w:rPr>
-        <w:t>Application Security Verification Standard (ASVS) 5.0.</w:t>
-      </w:r>
-      <w:r>
-        <w:rPr>
-          <w:b w:val="0"/>
-          <w:i w:val="0"/>
-        </w:rPr>
-        <w:t xml:space="preserve"> https://github.com/OWASP/ASVS</w:t>
       </w:r>
     </w:p>
     <w:p>
@@ -1167,21 +579,21 @@
           <w:b w:val="0"/>
           <w:i w:val="0"/>
         </w:rPr>
-        <w:t xml:space="preserve">Paubox. (2026). </w:t>
+        <w:t xml:space="preserve">Ray, S. (2022, September 20). </w:t>
       </w:r>
       <w:r>
         <w:rPr>
           <w:b w:val="0"/>
           <w:i/>
         </w:rPr>
-        <w:t>Healthcare tops breach costs for 13th consecutive year.</w:t>
+        <w:t>Social engineering: How a teen hacker allegedly managed to breach both Uber and Rockstar Games.</w:t>
       </w:r>
       <w:r>
         <w:rPr>
           <w:b w:val="0"/>
           <w:i w:val="0"/>
         </w:rPr>
-        <w:t xml:space="preserve"> https://www.paubox.com/blog/healthcare-tops-breach-costs-for-13th-consecutive-year</w:t>
+        <w:t xml:space="preserve"> Forbes. https://www.forbes.com/sites/siladityaray/2022/09/20/social-engineering-how-a-teen-hacker-allegedly-managed-to-breach-both-uber-and-rockstar-games/</w:t>
       </w:r>
     </w:p>
     <w:p>
@@ -1193,229 +605,21 @@
           <w:b w:val="0"/>
           <w:i w:val="0"/>
         </w:rPr>
-        <w:t xml:space="preserve">STAT News. (2023, November 17). </w:t>
+        <w:t xml:space="preserve">Toulas, B. (2022, September). </w:t>
       </w:r>
       <w:r>
         <w:rPr>
           <w:b w:val="0"/>
           <w:i/>
         </w:rPr>
-        <w:t>Ransomware attacks tied to increased patient deaths, new study finds</w:t>
+        <w:t>2K Games says hacked help desk targeted players with malware.</w:t>
       </w:r>
       <w:r>
         <w:rPr>
           <w:b w:val="0"/>
           <w:i w:val="0"/>
         </w:rPr>
-        <w:t xml:space="preserve"> (reporting on Neprash, McGlave, &amp; Nikpay working paper). https://www.statnews.com/2023/11/17/hospital-ransomware-attack-patient-deaths-study/</w:t>
-      </w:r>
-    </w:p>
-    <w:p>
-      <w:pPr>
-        <w:ind w:left="720" w:hanging="720"/>
-      </w:pPr>
-      <w:r>
-        <w:rPr>
-          <w:b w:val="0"/>
-          <w:i w:val="0"/>
-        </w:rPr>
-        <w:t xml:space="preserve">The Register. (2024, March 4). </w:t>
-      </w:r>
-      <w:r>
-        <w:rPr>
-          <w:b w:val="0"/>
-          <w:i/>
-        </w:rPr>
-        <w:t>UnitedHealth paid a $22 million ransom to the ALPHV/BlackCat group, which then performed an exit scam.</w:t>
-      </w:r>
-      <w:r>
-        <w:rPr>
-          <w:b w:val="0"/>
-          <w:i w:val="0"/>
-        </w:rPr>
-        <w:t xml:space="preserve"> https://www.theregister.com/2024/03/04/alphv_ransom_payment/</w:t>
-      </w:r>
-    </w:p>
-    <w:p>
-      <w:pPr>
-        <w:ind w:left="720" w:hanging="720"/>
-      </w:pPr>
-      <w:r>
-        <w:rPr>
-          <w:b w:val="0"/>
-          <w:i w:val="0"/>
-        </w:rPr>
-        <w:t xml:space="preserve">U.S. Department of Health and Human Services. (2024a). </w:t>
-      </w:r>
-      <w:r>
-        <w:rPr>
-          <w:b w:val="0"/>
-          <w:i/>
-        </w:rPr>
-        <w:t>45 CFR § 164.308: Administrative safeguards.</w:t>
-      </w:r>
-      <w:r>
-        <w:rPr>
-          <w:b w:val="0"/>
-          <w:i w:val="0"/>
-        </w:rPr>
-        <w:t xml:space="preserve"> https://www.law.cornell.edu/cfr/text/45/164.308</w:t>
-      </w:r>
-    </w:p>
-    <w:p>
-      <w:pPr>
-        <w:ind w:left="720" w:hanging="720"/>
-      </w:pPr>
-      <w:r>
-        <w:rPr>
-          <w:b w:val="0"/>
-          <w:i w:val="0"/>
-        </w:rPr>
-        <w:t xml:space="preserve">U.S. Department of Health and Human Services. (2024b). </w:t>
-      </w:r>
-      <w:r>
-        <w:rPr>
-          <w:b w:val="0"/>
-          <w:i/>
-        </w:rPr>
-        <w:t>Healthcare and Public Health Cybersecurity Performance Goals.</w:t>
-      </w:r>
-      <w:r>
-        <w:rPr>
-          <w:b w:val="0"/>
-          <w:i w:val="0"/>
-        </w:rPr>
-        <w:t xml:space="preserve"> https://hhscyber.hhs.gov/cybersecurity-performance-goals.html</w:t>
-      </w:r>
-    </w:p>
-    <w:p>
-      <w:pPr>
-        <w:ind w:left="720" w:hanging="720"/>
-      </w:pPr>
-      <w:r>
-        <w:rPr>
-          <w:b w:val="0"/>
-          <w:i w:val="0"/>
-        </w:rPr>
-        <w:t xml:space="preserve">U.S. Department of Health and Human Services. (2024c). </w:t>
-      </w:r>
-      <w:r>
-        <w:rPr>
-          <w:b w:val="0"/>
-          <w:i/>
-        </w:rPr>
-        <w:t>45 CFR § 164.312: Technical safeguards.</w:t>
-      </w:r>
-      <w:r>
-        <w:rPr>
-          <w:b w:val="0"/>
-          <w:i w:val="0"/>
-        </w:rPr>
-        <w:t xml:space="preserve"> https://www.law.cornell.edu/cfr/text/45/164.312</w:t>
-      </w:r>
-    </w:p>
-    <w:p>
-      <w:pPr>
-        <w:ind w:left="720" w:hanging="720"/>
-      </w:pPr>
-      <w:r>
-        <w:rPr>
-          <w:b w:val="0"/>
-          <w:i w:val="0"/>
-        </w:rPr>
-        <w:t xml:space="preserve">U.S. Department of Health and Human Services. (2026, April). </w:t>
-      </w:r>
-      <w:r>
-        <w:rPr>
-          <w:b w:val="0"/>
-          <w:i/>
-        </w:rPr>
-        <w:t>OCR fines four regulated entities for HIPAA violations that led to ransomware attacks.</w:t>
-      </w:r>
-      <w:r>
-        <w:rPr>
-          <w:b w:val="0"/>
-          <w:i w:val="0"/>
-        </w:rPr>
-        <w:t xml:space="preserve"> https://www.hipaajournal.com/ocr-fines-four-regulated-entities-hipaa-violations-ansomware-attacks/</w:t>
-      </w:r>
-    </w:p>
-    <w:p>
-      <w:pPr>
-        <w:ind w:left="720" w:hanging="720"/>
-      </w:pPr>
-      <w:r>
-        <w:rPr>
-          <w:b w:val="0"/>
-          <w:i w:val="0"/>
-        </w:rPr>
-        <w:t xml:space="preserve">Verizon. (2025). </w:t>
-      </w:r>
-      <w:r>
-        <w:rPr>
-          <w:b w:val="0"/>
-          <w:i/>
-        </w:rPr>
-        <w:t>2025 Data Breach Investigations Report: Healthcare snapshot.</w:t>
-      </w:r>
-      <w:r>
-        <w:rPr>
-          <w:b w:val="0"/>
-          <w:i w:val="0"/>
-        </w:rPr>
-        <w:t xml:space="preserve"> https://www.verizon.com/business/resources/infographics/2025-dbir-healthcare-snapshot.pdf</w:t>
-      </w:r>
-    </w:p>
-    <w:p>
-      <w:pPr>
-        <w:ind w:left="720" w:hanging="720"/>
-      </w:pPr>
-      <w:r>
-        <w:rPr>
-          <w:b w:val="0"/>
-          <w:i w:val="0"/>
-        </w:rPr>
-        <w:t xml:space="preserve">Verizon. (2026). </w:t>
-      </w:r>
-      <w:r>
-        <w:rPr>
-          <w:b w:val="0"/>
-          <w:i/>
-        </w:rPr>
-        <w:t>2026 Data Breach Investigations Report: Healthcare snapshot.</w:t>
-      </w:r>
-      <w:r>
-        <w:rPr>
-          <w:b w:val="0"/>
-          <w:i w:val="0"/>
-        </w:rPr>
-        <w:t xml:space="preserve"> https://www.verizon.com/business/resources/reports/2026-dbir-healthcare-snapshot.pdf</w:t>
-      </w:r>
-    </w:p>
-    <w:p>
-      <w:pPr>
-        <w:ind w:left="720" w:hanging="720"/>
-      </w:pPr>
-      <w:r>
-        <w:rPr>
-          <w:b w:val="0"/>
-          <w:i w:val="0"/>
-        </w:rPr>
-        <w:t xml:space="preserve">Wikipedia contributors. (2026). </w:t>
-      </w:r>
-      <w:r>
-        <w:rPr>
-          <w:b w:val="0"/>
-          <w:i/>
-        </w:rPr>
-        <w:t>ManageMyHealth data breach.</w:t>
-      </w:r>
-      <w:r>
-        <w:rPr>
-          <w:b w:val="0"/>
-          <w:i w:val="0"/>
-        </w:rPr>
-        <w:t xml:space="preserve"> Wikipedia. https://en.wikipedia.org/wiki/ManageMyHealth_data_breach</w:t>
+        <w:t xml:space="preserve"> BleepingComputer. https://www.bleepingcomputer.com/news/security/2k-games-says-hacked-help-desk-targeted-players-with-malware/</w:t>
       </w:r>
     </w:p>
     <w:sectPr>
